--- a/arb/docx/019.content.docx
+++ b/arb/docx/019.content.docx
@@ -163,28 +163,6 @@
           <w:lang w:val="ar_AE" w:bidi="ar_AE"/>
         </w:rPr>
         <w:t>ق</w:t>
-      </w:r>
-      <w:r>
-        <w:rPr>
-          <w:lang w:val="ar_AE" w:bidi="ar_AE"/>
-        </w:rPr>
-      </w:r>
-    </w:p>
-    <w:p>
-      <w:pPr>
-        <w:bidi/>
-      </w:pPr>
-      <w:r>
-        <w:rPr>
-          <w:lang w:val="ar_AE" w:bidi="ar_AE"/>
-        </w:rPr>
-      </w:r>
-      <w:r>
-        <w:rPr>
-          <w:i/>
-          <w:lang w:val="ar_AE" w:bidi="ar_AE"/>
-        </w:rPr>
-        <w:t>القائد الخادم, القداسة بالعلاقة, القداسة والنقاوة الجنسية, القَرْن الصَغِير, القصاص, القلب في المزامير, القلوب المُتقسّية, القيادة بالروح القدس, القيامة في العهد القديم, قادة الكنيسة, قداسة ٱلله المطلقة, قداسة شعب الله, قدوس إسرائيل, قوانين العصور القديمة, قيامة الأموات, قيامة يسوع</w:t>
       </w:r>
       <w:r>
         <w:rPr>

--- a/arb/docx/019.content.docx
+++ b/arb/docx/019.content.docx
@@ -22,7 +22,7 @@
         <w:rPr>
           <w:lang w:val="ar_AE" w:bidi="ar_AE"/>
         </w:rPr>
-        <w:t>Resource: Study Notes - Themes (Tyndale)</w:t>
+        <w:t>Resource: Tyndale Open Study Notes</w:t>
       </w:r>
       <w:r>
         <w:rPr>
@@ -122,7 +122,7 @@
         <w:rPr>
           <w:lang w:val="ar_AE" w:bidi="ar_AE"/>
         </w:rPr>
-        <w:t>Study Notes - Themes (Tyndale)</w:t>
+        <w:t>Tyndale Open Study Notes</w:t>
       </w:r>
     </w:p>
     <w:p>

--- a/arb/docx/019.content.docx
+++ b/arb/docx/019.content.docx
@@ -22,7 +22,7 @@
         <w:rPr>
           <w:lang w:val="ar_AE" w:bidi="ar_AE"/>
         </w:rPr>
-        <w:t>Resource: Tyndale Open Study Notes</w:t>
+        <w:t>Resource: Aquifer Open Study Notes (Themes)</w:t>
       </w:r>
       <w:r>
         <w:rPr>
@@ -122,7 +122,7 @@
         <w:rPr>
           <w:lang w:val="ar_AE" w:bidi="ar_AE"/>
         </w:rPr>
-        <w:t>Tyndale Open Study Notes</w:t>
+        <w:t>Aquifer Open Study Notes (Themes)</w:t>
       </w:r>
     </w:p>
     <w:p>
